--- a/test-harness/corpus/T7/insert/after.docx
+++ b/test-harness/corpus/T7/insert/after.docx
@@ -124,6 +124,7 @@
     </w:tbl>
     <w:p>
       <w:pPr>
+        <w:pStyle w:val="138"/>
         <w:pBdr/>
         <w:spacing/>
         <w:ind/>
@@ -132,6 +133,8 @@
       <w:r>
         <w:t xml:space="preserve">Outro paragraph</w:t>
       </w:r>
+      <w:r/>
+      <w:r/>
       <w:r/>
     </w:p>
     <w:tbl>
